--- a/pr-preview/pr-393/data-handout.docx
+++ b/pr-preview/pr-393/data-handout.docx
@@ -15,7 +15,7 @@
         <w:pStyle w:val="Date"/>
       </w:pPr>
       <w:r>
-        <w:t xml:space="preserve">Last modified: 2026-10-19 11:47:34 (PDT)</w:t>
+        <w:t xml:space="preserve">Last modified: 2026-10-19 14:17:09 (PDT)</w:t>
       </w:r>
     </w:p>
     <w:bookmarkStart w:id="29" w:name="types-of-variables"/>

--- a/pr-preview/pr-393/data-handout.docx
+++ b/pr-preview/pr-393/data-handout.docx
@@ -15,10 +15,10 @@
         <w:pStyle w:val="Date"/>
       </w:pPr>
       <w:r>
-        <w:t xml:space="preserve">Last modified: 2026-10-19 14:17:09 (PDT)</w:t>
+        <w:t xml:space="preserve">Last modified: 2026-10-19 14:36:39 (PDT)</w:t>
       </w:r>
     </w:p>
-    <w:bookmarkStart w:id="29" w:name="types-of-variables"/>
+    <w:bookmarkStart w:id="30" w:name="types-of-variables"/>
     <w:p>
       <w:pPr>
         <w:pStyle w:val="Heading2"/>
@@ -169,11 +169,430 @@
       <w:r>
         <w:t xml:space="preserve">are meaningful.</w:t>
       </w:r>
-      <w:r>
-        <w:t xml:space="preserve"> </w:t>
-      </w:r>
-      <w:r>
-        <w:t xml:space="preserve">Numerical variables may be further classified as</w:t>
+    </w:p>
+    <w:bookmarkEnd w:id="9"/>
+    <w:bookmarkStart w:id="10" w:name="exm-numerical-var"/>
+    <w:p>
+      <w:pPr>
+        <w:pStyle w:val="BodyText"/>
+      </w:pPr>
+      <w:r>
+        <w:rPr>
+          <w:b/>
+          <w:bCs/>
+        </w:rPr>
+        <w:t xml:space="preserve">Example 1 (Numerical variables in the WCGS)</w:t>
+      </w:r>
+      <w:r>
+        <w:t xml:space="preserve"> </w:t>
+      </w:r>
+      <w:r>
+        <w:t xml:space="preserve">Age, systolic blood pressure, total cholesterol, and number of cigarettes</w:t>
+      </w:r>
+      <w:r>
+        <w:t xml:space="preserve"> </w:t>
+      </w:r>
+      <w:r>
+        <w:t xml:space="preserve">smoked per day are numerical variables in the WCGS dataset.</w:t>
+      </w:r>
+    </w:p>
+    <w:bookmarkEnd w:id="10"/>
+    <w:bookmarkStart w:id="11" w:name="def-interval-var"/>
+    <w:p>
+      <w:pPr>
+        <w:pStyle w:val="BodyText"/>
+      </w:pPr>
+      <w:r>
+        <w:rPr>
+          <w:b/>
+          <w:bCs/>
+        </w:rPr>
+        <w:t xml:space="preserve">Definition 2 (Interval variable)</w:t>
+      </w:r>
+      <w:r>
+        <w:t xml:space="preserve"> </w:t>
+      </w:r>
+      <w:r>
+        <w:t xml:space="preserve">An</w:t>
+      </w:r>
+      <w:r>
+        <w:t xml:space="preserve"> </w:t>
+      </w:r>
+      <w:r>
+        <w:rPr>
+          <w:b/>
+          <w:bCs/>
+        </w:rPr>
+        <w:t xml:space="preserve">interval variable</w:t>
+      </w:r>
+      <w:r>
+        <w:t xml:space="preserve"> </w:t>
+      </w:r>
+      <w:r>
+        <w:t xml:space="preserve">is a numerical variable for which</w:t>
+      </w:r>
+      <w:r>
+        <w:t xml:space="preserve"> </w:t>
+      </w:r>
+      <w:r>
+        <w:t xml:space="preserve">differences between values are meaningful,</w:t>
+      </w:r>
+      <w:r>
+        <w:t xml:space="preserve"> </w:t>
+      </w:r>
+      <w:r>
+        <w:t xml:space="preserve">but there is no natural zero point</w:t>
+      </w:r>
+      <w:r>
+        <w:t xml:space="preserve"> </w:t>
+      </w:r>
+      <w:r>
+        <w:t xml:space="preserve">(so ratios of values are not meaningful).</w:t>
+      </w:r>
+    </w:p>
+    <w:bookmarkEnd w:id="11"/>
+    <w:bookmarkStart w:id="12" w:name="exm-interval-var"/>
+    <w:p>
+      <w:pPr>
+        <w:pStyle w:val="BodyText"/>
+      </w:pPr>
+      <w:r>
+        <w:rPr>
+          <w:b/>
+          <w:bCs/>
+        </w:rPr>
+        <w:t xml:space="preserve">Example 2 (Temperature in degrees Celsius)</w:t>
+      </w:r>
+      <w:r>
+        <w:t xml:space="preserve"> </w:t>
+      </w:r>
+      <w:r>
+        <w:t xml:space="preserve">Temperature in degrees Celsius is an interval variable:</w:t>
+      </w:r>
+      <w:r>
+        <w:t xml:space="preserve"> </w:t>
+      </w:r>
+      <w:r>
+        <w:t xml:space="preserve">a difference of 10 deg C is meaningful,</w:t>
+      </w:r>
+      <w:r>
+        <w:t xml:space="preserve"> </w:t>
+      </w:r>
+      <w:r>
+        <w:t xml:space="preserve">but 30 deg C is not</w:t>
+      </w:r>
+      <w:r>
+        <w:t xml:space="preserve"> </w:t>
+      </w:r>
+      <w:r>
+        <w:t xml:space="preserve">“twice as hot”</w:t>
+      </w:r>
+      <w:r>
+        <w:t xml:space="preserve"> </w:t>
+      </w:r>
+      <w:r>
+        <w:t xml:space="preserve">as 15 deg C</w:t>
+      </w:r>
+      <w:r>
+        <w:t xml:space="preserve"> </w:t>
+      </w:r>
+      <w:r>
+        <w:t xml:space="preserve">because 0 deg C is an arbitrary zero point (the freezing point of water)</w:t>
+      </w:r>
+      <w:r>
+        <w:t xml:space="preserve"> </w:t>
+      </w:r>
+      <w:r>
+        <w:t xml:space="preserve">rather than the complete absence of heat.</w:t>
+      </w:r>
+    </w:p>
+    <w:bookmarkEnd w:id="12"/>
+    <w:bookmarkStart w:id="13" w:name="def-ratio-var"/>
+    <w:p>
+      <w:pPr>
+        <w:pStyle w:val="BodyText"/>
+      </w:pPr>
+      <w:r>
+        <w:rPr>
+          <w:b/>
+          <w:bCs/>
+        </w:rPr>
+        <w:t xml:space="preserve">Definition 3 (Ratio variable)</w:t>
+      </w:r>
+      <w:r>
+        <w:t xml:space="preserve"> </w:t>
+      </w:r>
+      <w:r>
+        <w:t xml:space="preserve">A</w:t>
+      </w:r>
+      <w:r>
+        <w:t xml:space="preserve"> </w:t>
+      </w:r>
+      <w:r>
+        <w:rPr>
+          <w:b/>
+          <w:bCs/>
+        </w:rPr>
+        <w:t xml:space="preserve">ratio variable</w:t>
+      </w:r>
+      <w:r>
+        <w:t xml:space="preserve"> </w:t>
+      </w:r>
+      <w:r>
+        <w:t xml:space="preserve">is a numerical variable with a natural zero point,</w:t>
+      </w:r>
+      <w:r>
+        <w:t xml:space="preserve"> </w:t>
+      </w:r>
+      <w:r>
+        <w:t xml:space="preserve">so that both differences and ratios of values are meaningful.</w:t>
+      </w:r>
+    </w:p>
+    <w:bookmarkEnd w:id="13"/>
+    <w:bookmarkStart w:id="14" w:name="exm-ratio-var"/>
+    <w:p>
+      <w:pPr>
+        <w:pStyle w:val="BodyText"/>
+      </w:pPr>
+      <w:r>
+        <w:rPr>
+          <w:b/>
+          <w:bCs/>
+        </w:rPr>
+        <w:t xml:space="preserve">Example 3 (Ratio variables in the WCGS)</w:t>
+      </w:r>
+      <w:r>
+        <w:t xml:space="preserve"> </w:t>
+      </w:r>
+      <w:r>
+        <w:t xml:space="preserve">Age, weight, cholesterol, blood pressure, and number of cigarettes per day</w:t>
+      </w:r>
+      <w:r>
+        <w:t xml:space="preserve"> </w:t>
+      </w:r>
+      <w:r>
+        <w:t xml:space="preserve">are ratio variables:</w:t>
+      </w:r>
+      <w:r>
+        <w:t xml:space="preserve"> </w:t>
+      </w:r>
+      <w:r>
+        <w:t xml:space="preserve">a value of 0 represents the complete absence of the quantity,</w:t>
+      </w:r>
+      <w:r>
+        <w:t xml:space="preserve"> </w:t>
+      </w:r>
+      <w:r>
+        <w:t xml:space="preserve">so ratios of values are meaningful.</w:t>
+      </w:r>
+    </w:p>
+    <w:bookmarkEnd w:id="14"/>
+    <w:bookmarkStart w:id="15" w:name="def-continuous-var"/>
+    <w:p>
+      <w:pPr>
+        <w:pStyle w:val="BodyText"/>
+      </w:pPr>
+      <w:r>
+        <w:rPr>
+          <w:b/>
+          <w:bCs/>
+        </w:rPr>
+        <w:t xml:space="preserve">Definition 4 (Continuous variable)</w:t>
+      </w:r>
+      <w:r>
+        <w:t xml:space="preserve"> </w:t>
+      </w:r>
+      <w:r>
+        <w:t xml:space="preserve">A</w:t>
+      </w:r>
+      <w:r>
+        <w:t xml:space="preserve"> </w:t>
+      </w:r>
+      <w:r>
+        <w:rPr>
+          <w:b/>
+          <w:bCs/>
+        </w:rPr>
+        <w:t xml:space="preserve">continuous variable</w:t>
+      </w:r>
+      <w:r>
+        <w:t xml:space="preserve"> </w:t>
+      </w:r>
+      <w:r>
+        <w:t xml:space="preserve">is a numerical variable whose possible values form an</w:t>
+      </w:r>
+      <w:r>
+        <w:t xml:space="preserve"> </w:t>
+      </w:r>
+      <w:r>
+        <w:t xml:space="preserve">interval (or union of intervals) of real numbers.</w:t>
+      </w:r>
+      <w:r>
+        <w:t xml:space="preserve"> </w:t>
+      </w:r>
+      <w:r>
+        <w:t xml:space="preserve">A continuous variable is always numerical.</w:t>
+      </w:r>
+    </w:p>
+    <w:bookmarkEnd w:id="15"/>
+    <w:bookmarkStart w:id="16" w:name="exm-continuous-var"/>
+    <w:p>
+      <w:pPr>
+        <w:pStyle w:val="BodyText"/>
+      </w:pPr>
+      <w:r>
+        <w:rPr>
+          <w:b/>
+          <w:bCs/>
+        </w:rPr>
+        <w:t xml:space="preserve">Example 4 (Continuous variables in the WCGS)</w:t>
+      </w:r>
+      <w:r>
+        <w:t xml:space="preserve"> </w:t>
+      </w:r>
+      <w:r>
+        <w:t xml:space="preserve">Age, systolic blood pressure, total cholesterol, and body mass index (BMI)</w:t>
+      </w:r>
+      <w:r>
+        <w:t xml:space="preserve"> </w:t>
+      </w:r>
+      <w:r>
+        <w:t xml:space="preserve">are continuous variables:</w:t>
+      </w:r>
+      <w:r>
+        <w:t xml:space="preserve"> </w:t>
+      </w:r>
+      <w:r>
+        <w:t xml:space="preserve">their possible values form a continuum of real numbers.</w:t>
+      </w:r>
+    </w:p>
+    <w:bookmarkEnd w:id="16"/>
+    <w:bookmarkStart w:id="17" w:name="def-discrete-var"/>
+    <w:p>
+      <w:pPr>
+        <w:pStyle w:val="BodyText"/>
+      </w:pPr>
+      <w:r>
+        <w:rPr>
+          <w:b/>
+          <w:bCs/>
+        </w:rPr>
+        <w:t xml:space="preserve">Definition 5 (Discrete variable)</w:t>
+      </w:r>
+      <w:r>
+        <w:t xml:space="preserve"> </w:t>
+      </w:r>
+      <w:r>
+        <w:t xml:space="preserve">A</w:t>
+      </w:r>
+      <w:r>
+        <w:t xml:space="preserve"> </w:t>
+      </w:r>
+      <w:r>
+        <w:rPr>
+          <w:b/>
+          <w:bCs/>
+        </w:rPr>
+        <w:t xml:space="preserve">discrete variable</w:t>
+      </w:r>
+      <w:r>
+        <w:t xml:space="preserve"> </w:t>
+      </w:r>
+      <w:r>
+        <w:t xml:space="preserve">is a variable whose possible values form a</w:t>
+      </w:r>
+      <w:r>
+        <w:t xml:space="preserve"> </w:t>
+      </w:r>
+      <w:r>
+        <w:t xml:space="preserve">countable set.</w:t>
+      </w:r>
+    </w:p>
+    <w:bookmarkEnd w:id="17"/>
+    <w:bookmarkStart w:id="18" w:name="exm-discrete-var"/>
+    <w:p>
+      <w:pPr>
+        <w:pStyle w:val="BodyText"/>
+      </w:pPr>
+      <w:r>
+        <w:rPr>
+          <w:b/>
+          <w:bCs/>
+        </w:rPr>
+        <w:t xml:space="preserve">Example 5 (Discrete variables in the WCGS)</w:t>
+      </w:r>
+      <w:r>
+        <w:t xml:space="preserve"> </w:t>
+      </w:r>
+      <w:r>
+        <w:t xml:space="preserve">In the WCGS dataset:</w:t>
+      </w:r>
+    </w:p>
+    <w:p>
+      <w:pPr>
+        <w:pStyle w:val="Compact"/>
+        <w:numPr>
+          <w:ilvl w:val="0"/>
+          <w:numId w:val="1001"/>
+        </w:numPr>
+      </w:pPr>
+      <w:r>
+        <w:t xml:space="preserve">number of cigarettes per day is a discrete numerical variable (count);</w:t>
+      </w:r>
+    </w:p>
+    <w:p>
+      <w:pPr>
+        <w:pStyle w:val="Compact"/>
+        <w:numPr>
+          <w:ilvl w:val="0"/>
+          <w:numId w:val="1001"/>
+        </w:numPr>
+      </w:pPr>
+      <w:r>
+        <w:t xml:space="preserve">coronary heart disease event status is a discrete categorical variable (binary).</w:t>
+      </w:r>
+    </w:p>
+    <w:bookmarkEnd w:id="18"/>
+    <w:bookmarkStart w:id="19" w:name="rem-numerical-var-subtypes"/>
+    <w:p>
+      <w:pPr>
+        <w:pStyle w:val="FirstParagraph"/>
+      </w:pPr>
+      <w:r>
+        <w:rPr>
+          <w:i/>
+          <w:iCs/>
+        </w:rPr>
+        <w:t xml:space="preserve">Remark 1</w:t>
+      </w:r>
+      <w:r>
+        <w:t xml:space="preserve"> (Subtypes of numerical variables). </w:t>
+      </w:r>
+      <w:r>
+        <w:t xml:space="preserve">A</w:t>
+      </w:r>
+      <w:r>
+        <w:t xml:space="preserve"> </w:t>
+      </w:r>
+      <w:hyperlink w:anchor="def-numerical-var">
+        <w:r>
+          <w:rPr>
+            <w:rStyle w:val="Hyperlink"/>
+          </w:rPr>
+          <w:t xml:space="preserve">numerical variable</w:t>
+        </w:r>
+      </w:hyperlink>
+      <w:r>
+        <w:t xml:space="preserve"> </w:t>
+      </w:r>
+      <w:r>
+        <w:t xml:space="preserve">may be classified in two ways:</w:t>
+      </w:r>
+      <w:r>
+        <w:t xml:space="preserve"> </w:t>
+      </w:r>
+      <w:r>
+        <w:t xml:space="preserve">as an</w:t>
       </w:r>
       <w:r>
         <w:t xml:space="preserve"> </w:t>
@@ -183,14 +602,14 @@
           <w:rPr>
             <w:rStyle w:val="Hyperlink"/>
           </w:rPr>
-          <w:t xml:space="preserve">interval</w:t>
+          <w:t xml:space="preserve">interval variable</w:t>
         </w:r>
       </w:hyperlink>
       <w:r>
         <w:t xml:space="preserve"> </w:t>
       </w:r>
       <w:r>
-        <w:t xml:space="preserve">or</w:t>
+        <w:t xml:space="preserve">or a</w:t>
       </w:r>
       <w:r>
         <w:t xml:space="preserve"> </w:t>
@@ -200,20 +619,17 @@
           <w:rPr>
             <w:rStyle w:val="Hyperlink"/>
           </w:rPr>
-          <w:t xml:space="preserve">ratio</w:t>
+          <w:t xml:space="preserve">ratio variable</w:t>
         </w:r>
       </w:hyperlink>
       <w:r>
-        <w:t xml:space="preserve"> </w:t>
-      </w:r>
-      <w:r>
-        <w:t xml:space="preserve">variables,</w:t>
-      </w:r>
-      <w:r>
-        <w:t xml:space="preserve"> </w:t>
-      </w:r>
-      <w:r>
-        <w:t xml:space="preserve">and as</w:t>
+        <w:t xml:space="preserve">,</w:t>
+      </w:r>
+      <w:r>
+        <w:t xml:space="preserve"> </w:t>
+      </w:r>
+      <w:r>
+        <w:t xml:space="preserve">and as a</w:t>
       </w:r>
       <w:r>
         <w:t xml:space="preserve"> </w:t>
@@ -223,14 +639,14 @@
           <w:rPr>
             <w:rStyle w:val="Hyperlink"/>
           </w:rPr>
-          <w:t xml:space="preserve">continuous</w:t>
+          <w:t xml:space="preserve">continuous variable</w:t>
         </w:r>
       </w:hyperlink>
       <w:r>
         <w:t xml:space="preserve"> </w:t>
       </w:r>
       <w:r>
-        <w:t xml:space="preserve">or</w:t>
+        <w:t xml:space="preserve">or a</w:t>
       </w:r>
       <w:r>
         <w:t xml:space="preserve"> </w:t>
@@ -240,407 +656,25 @@
           <w:rPr>
             <w:rStyle w:val="Hyperlink"/>
           </w:rPr>
-          <w:t xml:space="preserve">discrete</w:t>
+          <w:t xml:space="preserve">discrete variable</w:t>
         </w:r>
       </w:hyperlink>
       <w:r>
         <w:t xml:space="preserve">.</w:t>
       </w:r>
     </w:p>
-    <w:bookmarkEnd w:id="9"/>
-    <w:bookmarkStart w:id="10" w:name="exm-numerical-var"/>
+    <w:bookmarkEnd w:id="19"/>
+    <w:bookmarkStart w:id="20" w:name="rem-discrete-var-types"/>
     <w:p>
       <w:pPr>
         <w:pStyle w:val="BodyText"/>
-      </w:pPr>
-      <w:r>
-        <w:rPr>
-          <w:b/>
-          <w:bCs/>
-        </w:rPr>
-        <w:t xml:space="preserve">Example 1 (Numerical variables in the WCGS)</w:t>
-      </w:r>
-      <w:r>
-        <w:t xml:space="preserve"> </w:t>
-      </w:r>
-      <w:r>
-        <w:t xml:space="preserve">Age, systolic blood pressure, total cholesterol, and number of cigarettes</w:t>
-      </w:r>
-      <w:r>
-        <w:t xml:space="preserve"> </w:t>
-      </w:r>
-      <w:r>
-        <w:t xml:space="preserve">smoked per day are numerical variables in the WCGS dataset.</w:t>
-      </w:r>
-    </w:p>
-    <w:bookmarkEnd w:id="10"/>
-    <w:bookmarkStart w:id="11" w:name="def-interval-var"/>
-    <w:p>
-      <w:pPr>
-        <w:pStyle w:val="BodyText"/>
-      </w:pPr>
-      <w:r>
-        <w:rPr>
-          <w:b/>
-          <w:bCs/>
-        </w:rPr>
-        <w:t xml:space="preserve">Definition 2 (Interval variable)</w:t>
-      </w:r>
-      <w:r>
-        <w:t xml:space="preserve"> </w:t>
-      </w:r>
-      <w:r>
-        <w:t xml:space="preserve">An</w:t>
-      </w:r>
-      <w:r>
-        <w:t xml:space="preserve"> </w:t>
-      </w:r>
-      <w:r>
-        <w:rPr>
-          <w:b/>
-          <w:bCs/>
-        </w:rPr>
-        <w:t xml:space="preserve">interval variable</w:t>
-      </w:r>
-      <w:r>
-        <w:t xml:space="preserve"> </w:t>
-      </w:r>
-      <w:r>
-        <w:t xml:space="preserve">is a numerical variable for which</w:t>
-      </w:r>
-      <w:r>
-        <w:t xml:space="preserve"> </w:t>
-      </w:r>
-      <w:r>
-        <w:t xml:space="preserve">differences between values are meaningful,</w:t>
-      </w:r>
-      <w:r>
-        <w:t xml:space="preserve"> </w:t>
-      </w:r>
-      <w:r>
-        <w:t xml:space="preserve">but there is no natural zero point</w:t>
-      </w:r>
-      <w:r>
-        <w:t xml:space="preserve"> </w:t>
-      </w:r>
-      <w:r>
-        <w:t xml:space="preserve">(so ratios of values are not meaningful).</w:t>
-      </w:r>
-    </w:p>
-    <w:bookmarkEnd w:id="11"/>
-    <w:bookmarkStart w:id="12" w:name="exm-interval-var"/>
-    <w:p>
-      <w:pPr>
-        <w:pStyle w:val="BodyText"/>
-      </w:pPr>
-      <w:r>
-        <w:rPr>
-          <w:b/>
-          <w:bCs/>
-        </w:rPr>
-        <w:t xml:space="preserve">Example 2 (Temperature in degrees Celsius)</w:t>
-      </w:r>
-      <w:r>
-        <w:t xml:space="preserve"> </w:t>
-      </w:r>
-      <w:r>
-        <w:t xml:space="preserve">Temperature in degrees Celsius is an interval variable:</w:t>
-      </w:r>
-      <w:r>
-        <w:t xml:space="preserve"> </w:t>
-      </w:r>
-      <w:r>
-        <w:t xml:space="preserve">a difference of 10 deg C is meaningful,</w:t>
-      </w:r>
-      <w:r>
-        <w:t xml:space="preserve"> </w:t>
-      </w:r>
-      <w:r>
-        <w:t xml:space="preserve">but 30 deg C is not</w:t>
-      </w:r>
-      <w:r>
-        <w:t xml:space="preserve"> </w:t>
-      </w:r>
-      <w:r>
-        <w:t xml:space="preserve">“twice as hot”</w:t>
-      </w:r>
-      <w:r>
-        <w:t xml:space="preserve"> </w:t>
-      </w:r>
-      <w:r>
-        <w:t xml:space="preserve">as 15 deg C</w:t>
-      </w:r>
-      <w:r>
-        <w:t xml:space="preserve"> </w:t>
-      </w:r>
-      <w:r>
-        <w:t xml:space="preserve">because 0 deg C is an arbitrary zero point (the freezing point of water)</w:t>
-      </w:r>
-      <w:r>
-        <w:t xml:space="preserve"> </w:t>
-      </w:r>
-      <w:r>
-        <w:t xml:space="preserve">rather than the complete absence of heat.</w:t>
-      </w:r>
-    </w:p>
-    <w:bookmarkEnd w:id="12"/>
-    <w:bookmarkStart w:id="13" w:name="def-ratio-var"/>
-    <w:p>
-      <w:pPr>
-        <w:pStyle w:val="BodyText"/>
-      </w:pPr>
-      <w:r>
-        <w:rPr>
-          <w:b/>
-          <w:bCs/>
-        </w:rPr>
-        <w:t xml:space="preserve">Definition 3 (Ratio variable)</w:t>
-      </w:r>
-      <w:r>
-        <w:t xml:space="preserve"> </w:t>
-      </w:r>
-      <w:r>
-        <w:t xml:space="preserve">A</w:t>
-      </w:r>
-      <w:r>
-        <w:t xml:space="preserve"> </w:t>
-      </w:r>
-      <w:r>
-        <w:rPr>
-          <w:b/>
-          <w:bCs/>
-        </w:rPr>
-        <w:t xml:space="preserve">ratio variable</w:t>
-      </w:r>
-      <w:r>
-        <w:t xml:space="preserve"> </w:t>
-      </w:r>
-      <w:r>
-        <w:t xml:space="preserve">is a numerical variable with a natural zero point,</w:t>
-      </w:r>
-      <w:r>
-        <w:t xml:space="preserve"> </w:t>
-      </w:r>
-      <w:r>
-        <w:t xml:space="preserve">so that both differences and ratios of values are meaningful.</w:t>
-      </w:r>
-    </w:p>
-    <w:bookmarkEnd w:id="13"/>
-    <w:bookmarkStart w:id="14" w:name="exm-ratio-var"/>
-    <w:p>
-      <w:pPr>
-        <w:pStyle w:val="BodyText"/>
-      </w:pPr>
-      <w:r>
-        <w:rPr>
-          <w:b/>
-          <w:bCs/>
-        </w:rPr>
-        <w:t xml:space="preserve">Example 3 (Ratio variables in the WCGS)</w:t>
-      </w:r>
-      <w:r>
-        <w:t xml:space="preserve"> </w:t>
-      </w:r>
-      <w:r>
-        <w:t xml:space="preserve">Age, weight, cholesterol, blood pressure, and number of cigarettes per day</w:t>
-      </w:r>
-      <w:r>
-        <w:t xml:space="preserve"> </w:t>
-      </w:r>
-      <w:r>
-        <w:t xml:space="preserve">are ratio variables:</w:t>
-      </w:r>
-      <w:r>
-        <w:t xml:space="preserve"> </w:t>
-      </w:r>
-      <w:r>
-        <w:t xml:space="preserve">a value of 0 represents the complete absence of the quantity,</w:t>
-      </w:r>
-      <w:r>
-        <w:t xml:space="preserve"> </w:t>
-      </w:r>
-      <w:r>
-        <w:t xml:space="preserve">so ratios of values are meaningful.</w:t>
-      </w:r>
-    </w:p>
-    <w:bookmarkEnd w:id="14"/>
-    <w:bookmarkStart w:id="15" w:name="def-continuous-var"/>
-    <w:p>
-      <w:pPr>
-        <w:pStyle w:val="BodyText"/>
-      </w:pPr>
-      <w:r>
-        <w:rPr>
-          <w:b/>
-          <w:bCs/>
-        </w:rPr>
-        <w:t xml:space="preserve">Definition 4 (Continuous variable)</w:t>
-      </w:r>
-      <w:r>
-        <w:t xml:space="preserve"> </w:t>
-      </w:r>
-      <w:r>
-        <w:t xml:space="preserve">A</w:t>
-      </w:r>
-      <w:r>
-        <w:t xml:space="preserve"> </w:t>
-      </w:r>
-      <w:r>
-        <w:rPr>
-          <w:b/>
-          <w:bCs/>
-        </w:rPr>
-        <w:t xml:space="preserve">continuous variable</w:t>
-      </w:r>
-      <w:r>
-        <w:t xml:space="preserve"> </w:t>
-      </w:r>
-      <w:r>
-        <w:t xml:space="preserve">is a numerical variable whose possible values form an</w:t>
-      </w:r>
-      <w:r>
-        <w:t xml:space="preserve"> </w:t>
-      </w:r>
-      <w:r>
-        <w:t xml:space="preserve">interval (or union of intervals) of real numbers.</w:t>
-      </w:r>
-      <w:r>
-        <w:t xml:space="preserve"> </w:t>
-      </w:r>
-      <w:r>
-        <w:t xml:space="preserve">A continuous variable is always numerical.</w:t>
-      </w:r>
-    </w:p>
-    <w:bookmarkEnd w:id="15"/>
-    <w:bookmarkStart w:id="16" w:name="exm-continuous-var"/>
-    <w:p>
-      <w:pPr>
-        <w:pStyle w:val="BodyText"/>
-      </w:pPr>
-      <w:r>
-        <w:rPr>
-          <w:b/>
-          <w:bCs/>
-        </w:rPr>
-        <w:t xml:space="preserve">Example 4 (Continuous variables in the WCGS)</w:t>
-      </w:r>
-      <w:r>
-        <w:t xml:space="preserve"> </w:t>
-      </w:r>
-      <w:r>
-        <w:t xml:space="preserve">Age, systolic blood pressure, total cholesterol, and body mass index (BMI)</w:t>
-      </w:r>
-      <w:r>
-        <w:t xml:space="preserve"> </w:t>
-      </w:r>
-      <w:r>
-        <w:t xml:space="preserve">are continuous variables:</w:t>
-      </w:r>
-      <w:r>
-        <w:t xml:space="preserve"> </w:t>
-      </w:r>
-      <w:r>
-        <w:t xml:space="preserve">their possible values form a continuum of real numbers.</w:t>
-      </w:r>
-    </w:p>
-    <w:bookmarkEnd w:id="16"/>
-    <w:bookmarkStart w:id="17" w:name="def-discrete-var"/>
-    <w:p>
-      <w:pPr>
-        <w:pStyle w:val="BodyText"/>
-      </w:pPr>
-      <w:r>
-        <w:rPr>
-          <w:b/>
-          <w:bCs/>
-        </w:rPr>
-        <w:t xml:space="preserve">Definition 5 (Discrete variable)</w:t>
-      </w:r>
-      <w:r>
-        <w:t xml:space="preserve"> </w:t>
-      </w:r>
-      <w:r>
-        <w:t xml:space="preserve">A</w:t>
-      </w:r>
-      <w:r>
-        <w:t xml:space="preserve"> </w:t>
-      </w:r>
-      <w:r>
-        <w:rPr>
-          <w:b/>
-          <w:bCs/>
-        </w:rPr>
-        <w:t xml:space="preserve">discrete variable</w:t>
-      </w:r>
-      <w:r>
-        <w:t xml:space="preserve"> </w:t>
-      </w:r>
-      <w:r>
-        <w:t xml:space="preserve">is a variable whose possible values form a</w:t>
-      </w:r>
-      <w:r>
-        <w:t xml:space="preserve"> </w:t>
-      </w:r>
-      <w:r>
-        <w:t xml:space="preserve">countable set.</w:t>
-      </w:r>
-    </w:p>
-    <w:bookmarkEnd w:id="17"/>
-    <w:bookmarkStart w:id="18" w:name="exm-discrete-var"/>
-    <w:p>
-      <w:pPr>
-        <w:pStyle w:val="BodyText"/>
-      </w:pPr>
-      <w:r>
-        <w:rPr>
-          <w:b/>
-          <w:bCs/>
-        </w:rPr>
-        <w:t xml:space="preserve">Example 5 (Discrete variables in the WCGS)</w:t>
-      </w:r>
-      <w:r>
-        <w:t xml:space="preserve"> </w:t>
-      </w:r>
-      <w:r>
-        <w:t xml:space="preserve">In the WCGS dataset:</w:t>
-      </w:r>
-    </w:p>
-    <w:p>
-      <w:pPr>
-        <w:pStyle w:val="Compact"/>
-        <w:numPr>
-          <w:ilvl w:val="0"/>
-          <w:numId w:val="1001"/>
-        </w:numPr>
-      </w:pPr>
-      <w:r>
-        <w:t xml:space="preserve">number of cigarettes per day is a discrete numerical variable (count);</w:t>
-      </w:r>
-    </w:p>
-    <w:p>
-      <w:pPr>
-        <w:pStyle w:val="Compact"/>
-        <w:numPr>
-          <w:ilvl w:val="0"/>
-          <w:numId w:val="1001"/>
-        </w:numPr>
-      </w:pPr>
-      <w:r>
-        <w:t xml:space="preserve">coronary heart disease event status is a discrete categorical variable (binary).</w:t>
-      </w:r>
-    </w:p>
-    <w:bookmarkEnd w:id="18"/>
-    <w:bookmarkStart w:id="19" w:name="rem-discrete-var-types"/>
-    <w:p>
-      <w:pPr>
-        <w:pStyle w:val="FirstParagraph"/>
       </w:pPr>
       <w:r>
         <w:rPr>
           <w:i/>
           <w:iCs/>
         </w:rPr>
-        <w:t xml:space="preserve">Remark 1</w:t>
+        <w:t xml:space="preserve">Remark 2</w:t>
       </w:r>
       <w:r>
         <w:t xml:space="preserve"> (Types of discrete variables). </w:t>
@@ -687,8 +721,8 @@
         <w:t xml:space="preserve">In contrast, continuous variables are always numerical.</w:t>
       </w:r>
     </w:p>
-    <w:bookmarkEnd w:id="19"/>
-    <w:bookmarkStart w:id="20" w:name="def-categorical-var"/>
+    <w:bookmarkEnd w:id="20"/>
+    <w:bookmarkStart w:id="21" w:name="def-categorical-var"/>
     <w:p>
       <w:pPr>
         <w:pStyle w:val="BodyText"/>
@@ -748,8 +782,8 @@
         <w:t xml:space="preserve">where arithmetic operations such as differences are not meaningful.</w:t>
       </w:r>
     </w:p>
-    <w:bookmarkEnd w:id="20"/>
-    <w:bookmarkStart w:id="21" w:name="exm-categorical-var"/>
+    <w:bookmarkEnd w:id="21"/>
+    <w:bookmarkStart w:id="22" w:name="exm-categorical-var"/>
     <w:p>
       <w:pPr>
         <w:pStyle w:val="BodyText"/>
@@ -774,8 +808,8 @@
         <w:t xml:space="preserve">weight category are categorical variables in the WCGS dataset.</w:t>
       </w:r>
     </w:p>
-    <w:bookmarkEnd w:id="21"/>
-    <w:bookmarkStart w:id="22" w:name="rem-categorical-var-kinds"/>
+    <w:bookmarkEnd w:id="22"/>
+    <w:bookmarkStart w:id="23" w:name="rem-categorical-var-kinds"/>
     <w:p>
       <w:pPr>
         <w:pStyle w:val="BodyText"/>
@@ -785,7 +819,7 @@
           <w:i/>
           <w:iCs/>
         </w:rPr>
-        <w:t xml:space="preserve">Remark 2</w:t>
+        <w:t xml:space="preserve">Remark 3</w:t>
       </w:r>
       <w:r>
         <w:t xml:space="preserve"> (Kinds of categorical variables). </w:t>
@@ -800,8 +834,8 @@
         <w:t xml:space="preserve">and are always discrete.</w:t>
       </w:r>
     </w:p>
-    <w:bookmarkEnd w:id="22"/>
-    <w:bookmarkStart w:id="23" w:name="def-nominal-var"/>
+    <w:bookmarkEnd w:id="23"/>
+    <w:bookmarkStart w:id="24" w:name="def-nominal-var"/>
     <w:p>
       <w:pPr>
         <w:pStyle w:val="BodyText"/>
@@ -842,8 +876,8 @@
         <w:t xml:space="preserve">no natural ordering.</w:t>
       </w:r>
     </w:p>
-    <w:bookmarkEnd w:id="23"/>
-    <w:bookmarkStart w:id="24" w:name="exm-nominal-var"/>
+    <w:bookmarkEnd w:id="24"/>
+    <w:bookmarkStart w:id="25" w:name="exm-nominal-var"/>
     <w:p>
       <w:pPr>
         <w:pStyle w:val="BodyText"/>
@@ -874,8 +908,8 @@
         <w:t xml:space="preserve">there is no natural numerical ordering among the categories.</w:t>
       </w:r>
     </w:p>
-    <w:bookmarkEnd w:id="24"/>
-    <w:bookmarkStart w:id="25" w:name="def-ordinal-var"/>
+    <w:bookmarkEnd w:id="25"/>
+    <w:bookmarkStart w:id="26" w:name="def-ordinal-var"/>
     <w:p>
       <w:pPr>
         <w:pStyle w:val="BodyText"/>
@@ -916,8 +950,8 @@
         <w:t xml:space="preserve">natural ordering.</w:t>
       </w:r>
     </w:p>
-    <w:bookmarkEnd w:id="25"/>
-    <w:bookmarkStart w:id="26" w:name="exm-ordinal-var"/>
+    <w:bookmarkEnd w:id="26"/>
+    <w:bookmarkStart w:id="27" w:name="exm-ordinal-var"/>
     <w:p>
       <w:pPr>
         <w:pStyle w:val="BodyText"/>
@@ -948,8 +982,8 @@
         <w:t xml:space="preserve">though the distances between categories are not measured on a numeric scale.</w:t>
       </w:r>
     </w:p>
-    <w:bookmarkEnd w:id="26"/>
-    <w:bookmarkStart w:id="27" w:name="def-binary-var"/>
+    <w:bookmarkEnd w:id="27"/>
+    <w:bookmarkStart w:id="28" w:name="def-binary-var"/>
     <w:p>
       <w:pPr>
         <w:pStyle w:val="BodyText"/>
@@ -996,8 +1030,8 @@
         <w:t xml:space="preserve">A binary variable is a special case of a nominal variable.</w:t>
       </w:r>
     </w:p>
-    <w:bookmarkEnd w:id="27"/>
-    <w:bookmarkStart w:id="28" w:name="exm-binary-var"/>
+    <w:bookmarkEnd w:id="28"/>
+    <w:bookmarkStart w:id="29" w:name="exm-binary-var"/>
     <w:p>
       <w:pPr>
         <w:pStyle w:val="BodyText"/>
@@ -1040,9 +1074,9 @@
         <w:t xml:space="preserve">, yes/no) are binary variables.</w:t>
       </w:r>
     </w:p>
-    <w:bookmarkEnd w:id="28"/>
     <w:bookmarkEnd w:id="29"/>
-    <w:bookmarkStart w:id="41" w:name="sec-dummy-coding"/>
+    <w:bookmarkEnd w:id="30"/>
+    <w:bookmarkStart w:id="42" w:name="sec-dummy-coding"/>
     <w:p>
       <w:pPr>
         <w:pStyle w:val="Heading2"/>
@@ -1051,7 +1085,7 @@
         <w:t xml:space="preserve">2 Coding a categorical variable with numbers</w:t>
       </w:r>
     </w:p>
-    <w:bookmarkStart w:id="30" w:name="exr-dummy-coding"/>
+    <w:bookmarkStart w:id="31" w:name="exr-dummy-coding"/>
     <w:p>
       <w:pPr>
         <w:pStyle w:val="FirstParagraph"/>
@@ -1148,8 +1182,8 @@
         <w:t xml:space="preserve">and for a person in category A1.</w:t>
       </w:r>
     </w:p>
-    <w:bookmarkEnd w:id="30"/>
-    <w:bookmarkStart w:id="31" w:name="sol-dummy-coding"/>
+    <w:bookmarkEnd w:id="31"/>
+    <w:bookmarkStart w:id="32" w:name="sol-dummy-coding"/>
     <w:p>
       <w:pPr>
         <w:pStyle w:val="FirstParagraph"/>
@@ -1219,8 +1253,8 @@
         <w:t xml:space="preserve">The reference level is the case where all indicators are 0.</w:t>
       </w:r>
     </w:p>
-    <w:bookmarkEnd w:id="31"/>
-    <w:bookmarkStart w:id="32" w:name="def-dummy-variable"/>
+    <w:bookmarkEnd w:id="32"/>
+    <w:bookmarkStart w:id="33" w:name="def-dummy-variable"/>
     <w:p>
       <w:pPr>
         <w:pStyle w:val="BodyText"/>
@@ -1272,8 +1306,8 @@
         <w:t xml:space="preserve">.</w:t>
       </w:r>
     </w:p>
-    <w:bookmarkEnd w:id="32"/>
-    <w:bookmarkStart w:id="33" w:name="exm-dummy-sex"/>
+    <w:bookmarkEnd w:id="33"/>
+    <w:bookmarkStart w:id="34" w:name="exm-dummy-sex"/>
     <w:p>
       <w:pPr>
         <w:pStyle w:val="BodyText"/>
@@ -1580,8 +1614,8 @@
         <w:t xml:space="preserve">.</w:t>
       </w:r>
     </w:p>
-    <w:bookmarkEnd w:id="33"/>
-    <w:bookmarkStart w:id="34" w:name="rem-dummy-other-codings"/>
+    <w:bookmarkEnd w:id="34"/>
+    <w:bookmarkStart w:id="35" w:name="rem-dummy-other-codings"/>
     <w:p>
       <w:pPr>
         <w:pStyle w:val="BodyText"/>
@@ -1591,7 +1625,7 @@
           <w:i/>
           <w:iCs/>
         </w:rPr>
-        <w:t xml:space="preserve">Remark 3</w:t>
+        <w:t xml:space="preserve">Remark 4</w:t>
       </w:r>
       <w:r>
         <w:t xml:space="preserve"> (Other ways to code dummy variables). </w:t>
@@ -1713,8 +1747,8 @@
         <w:t xml:space="preserve">, section 2.4, for details.</w:t>
       </w:r>
     </w:p>
-    <w:bookmarkEnd w:id="34"/>
-    <w:bookmarkStart w:id="35" w:name="def-indicator-variable"/>
+    <w:bookmarkEnd w:id="35"/>
+    <w:bookmarkStart w:id="36" w:name="def-indicator-variable"/>
     <w:p>
       <w:pPr>
         <w:pStyle w:val="BodyText"/>
@@ -1783,8 +1817,8 @@
         <w:t xml:space="preserve">.</w:t>
       </w:r>
     </w:p>
-    <w:bookmarkEnd w:id="35"/>
-    <w:bookmarkStart w:id="36" w:name="exm-indicator-sex"/>
+    <w:bookmarkEnd w:id="36"/>
+    <w:bookmarkStart w:id="37" w:name="exm-indicator-sex"/>
     <w:p>
       <w:pPr>
         <w:pStyle w:val="BodyText"/>
@@ -1895,15 +1929,15 @@
           <w:rPr>
             <w:rStyle w:val="Hyperlink"/>
           </w:rPr>
-          <w:t xml:space="preserve">Remark 3</w:t>
+          <w:t xml:space="preserve">Remark 4</w:t>
         </w:r>
       </w:hyperlink>
       <w:r>
         <w:t xml:space="preserve">) is not an indicator variable.</w:t>
       </w:r>
     </w:p>
-    <w:bookmarkEnd w:id="36"/>
-    <w:bookmarkStart w:id="37" w:name="def-reference-level"/>
+    <w:bookmarkEnd w:id="37"/>
+    <w:bookmarkStart w:id="38" w:name="def-reference-level"/>
     <w:p>
       <w:pPr>
         <w:pStyle w:val="BodyText"/>
@@ -1970,8 +2004,8 @@
         <w:t xml:space="preserve">for every indicator variable of that categorical variable.</w:t>
       </w:r>
     </w:p>
-    <w:bookmarkEnd w:id="37"/>
-    <w:bookmarkStart w:id="38" w:name="rem-source-reference-level"/>
+    <w:bookmarkEnd w:id="38"/>
+    <w:bookmarkStart w:id="39" w:name="rem-source-reference-level"/>
     <w:p>
       <w:pPr>
         <w:pStyle w:val="BodyText"/>
@@ -1981,7 +2015,7 @@
           <w:i/>
           <w:iCs/>
         </w:rPr>
-        <w:t xml:space="preserve">Remark 4</w:t>
+        <w:t xml:space="preserve">Remark 5</w:t>
       </w:r>
       <w:r>
         <w:t xml:space="preserve"> (Source: Reference level). </w:t>
@@ -1993,8 +2027,8 @@
         <w:t xml:space="preserve">, who call this the corner point parameterization.</w:t>
       </w:r>
     </w:p>
-    <w:bookmarkEnd w:id="38"/>
-    <w:bookmarkStart w:id="39" w:name="exm-reference-level-sex"/>
+    <w:bookmarkEnd w:id="39"/>
+    <w:bookmarkStart w:id="40" w:name="exm-reference-level-sex"/>
     <w:p>
       <w:pPr>
         <w:pStyle w:val="BodyText"/>
@@ -2161,8 +2195,8 @@
         <w:t xml:space="preserve">is the reference level.</w:t>
       </w:r>
     </w:p>
-    <w:bookmarkEnd w:id="39"/>
-    <w:bookmarkStart w:id="40" w:name="rem-reference-level-choice"/>
+    <w:bookmarkEnd w:id="40"/>
+    <w:bookmarkStart w:id="41" w:name="rem-reference-level-choice"/>
     <w:p>
       <w:pPr>
         <w:pStyle w:val="BodyText"/>
@@ -2172,7 +2206,7 @@
           <w:i/>
           <w:iCs/>
         </w:rPr>
-        <w:t xml:space="preserve">Remark 5</w:t>
+        <w:t xml:space="preserve">Remark 6</w:t>
       </w:r>
       <w:r>
         <w:t xml:space="preserve"> (Any category can be the reference level). </w:t>
@@ -2260,9 +2294,9 @@
         <w:t xml:space="preserve">Both choices describe the same two groups.</w:t>
       </w:r>
     </w:p>
-    <w:bookmarkEnd w:id="40"/>
     <w:bookmarkEnd w:id="41"/>
-    <w:bookmarkStart w:id="49" w:name="taxonomy-of-variable-types"/>
+    <w:bookmarkEnd w:id="42"/>
+    <w:bookmarkStart w:id="50" w:name="taxonomy-of-variable-types"/>
     <w:p>
       <w:pPr>
         <w:pStyle w:val="Heading2"/>
@@ -2303,7 +2337,7 @@
       <w:tr>
         <w:tc>
           <w:tcPr/>
-          <w:bookmarkStart w:id="45" w:name="fig-var-taxonomy"/>
+          <w:bookmarkStart w:id="46" w:name="fig-var-taxonomy"/>
           <w:p>
             <w:pPr>
               <w:pStyle w:val="SourceCode"/>
@@ -5493,18 +5527,18 @@
                 <wp:inline>
                   <wp:extent cx="4620126" cy="3696101"/>
                   <wp:effectExtent b="0" l="0" r="0" t="0"/>
-                  <wp:docPr descr="" title="" id="43" name="Picture"/>
+                  <wp:docPr descr="" title="" id="44" name="Picture"/>
                   <a:graphic>
                     <a:graphicData uri="http://schemas.openxmlformats.org/drawingml/2006/picture">
                       <pic:pic>
                         <pic:nvPicPr>
-                          <pic:cNvPr descr="data_files/figure-docx/unnamed-chunk-1-1.png" id="44" name="Picture"/>
+                          <pic:cNvPr descr="data_files/figure-docx/unnamed-chunk-1-1.png" id="45" name="Picture"/>
                           <pic:cNvPicPr>
                             <a:picLocks noChangeArrowheads="1" noChangeAspect="1"/>
                           </pic:cNvPicPr>
                         </pic:nvPicPr>
                         <pic:blipFill>
-                          <a:blip r:embed="rId42"/>
+                          <a:blip r:embed="rId43"/>
                           <a:stretch>
                             <a:fillRect/>
                           </a:stretch>
@@ -5556,7 +5590,7 @@
               <w:t xml:space="preserve">binary, nominal, and ordinal variables are discrete and categorical.</w:t>
             </w:r>
           </w:p>
-          <w:bookmarkEnd w:id="45"/>
+          <w:bookmarkEnd w:id="46"/>
         </w:tc>
       </w:tr>
     </w:tbl>
@@ -5609,18 +5643,18 @@
                 <wp:inline>
                   <wp:extent cx="152400" cy="152400"/>
                   <wp:effectExtent b="0" l="0" r="0" t="0"/>
-                  <wp:docPr descr="" title="" id="47" name="Picture"/>
+                  <wp:docPr descr="" title="" id="48" name="Picture"/>
                   <a:graphic>
                     <a:graphicData uri="http://schemas.openxmlformats.org/drawingml/2006/picture">
                       <pic:pic>
                         <pic:nvPicPr>
-                          <pic:cNvPr descr="/opt/quarto/share/formats/docx/note.png" id="48" name="Picture"/>
+                          <pic:cNvPr descr="/opt/quarto/share/formats/docx/note.png" id="49" name="Picture"/>
                           <pic:cNvPicPr>
                             <a:picLocks noChangeArrowheads="1" noChangeAspect="1"/>
                           </pic:cNvPicPr>
                         </pic:nvPicPr>
                         <pic:blipFill>
-                          <a:blip r:embed="rId46"/>
+                          <a:blip r:embed="rId47"/>
                           <a:stretch>
                             <a:fillRect/>
                           </a:stretch>
@@ -5708,8 +5742,8 @@
         </w:tc>
       </w:tr>
     </w:tbl>
-    <w:bookmarkEnd w:id="49"/>
-    <w:bookmarkStart w:id="51" w:name="variables-in-the-wcgs-dataset"/>
+    <w:bookmarkEnd w:id="50"/>
+    <w:bookmarkStart w:id="52" w:name="variables-in-the-wcgs-dataset"/>
     <w:p>
       <w:pPr>
         <w:pStyle w:val="Heading2"/>
@@ -5756,7 +5790,7 @@
       <w:tr>
         <w:tc>
           <w:tcPr/>
-          <w:bookmarkStart w:id="50" w:name="tbl-wcgs-vartypes"/>
+          <w:bookmarkStart w:id="51" w:name="tbl-wcgs-vartypes"/>
           <w:p>
             <w:pPr>
               <w:jc w:val="center"/>
@@ -7456,13 +7490,13 @@
               </w:tc>
             </w:tr>
           </w:tbl>
-          <w:bookmarkEnd w:id="50"/>
+          <w:bookmarkEnd w:id="51"/>
           <w:p/>
         </w:tc>
       </w:tr>
     </w:tbl>
-    <w:bookmarkEnd w:id="51"/>
-    <w:bookmarkStart w:id="63" w:name="random-variables"/>
+    <w:bookmarkEnd w:id="52"/>
+    <w:bookmarkStart w:id="64" w:name="random-variables"/>
     <w:p>
       <w:pPr>
         <w:pStyle w:val="Heading2"/>
@@ -7471,7 +7505,7 @@
         <w:t xml:space="preserve">5 Random variables</w:t>
       </w:r>
     </w:p>
-    <w:bookmarkStart w:id="55" w:name="sec-binary-vars"/>
+    <w:bookmarkStart w:id="56" w:name="sec-binary-vars"/>
     <w:p>
       <w:pPr>
         <w:pStyle w:val="Heading3"/>
@@ -7480,7 +7514,7 @@
         <w:t xml:space="preserve">5.1 Binary variables</w:t>
       </w:r>
     </w:p>
-    <w:bookmarkStart w:id="52" w:name="def-binary"/>
+    <w:bookmarkStart w:id="53" w:name="def-binary"/>
     <w:p>
       <w:pPr>
         <w:pStyle w:val="FirstParagraph"/>
@@ -7515,8 +7549,8 @@
         <w:t xml:space="preserve">is a random variable which has only two possible values in its range.</w:t>
       </w:r>
     </w:p>
-    <w:bookmarkEnd w:id="52"/>
-    <w:bookmarkStart w:id="53" w:name="exr-binary-examples"/>
+    <w:bookmarkEnd w:id="53"/>
+    <w:bookmarkStart w:id="54" w:name="exr-binary-examples"/>
     <w:p>
       <w:pPr>
         <w:pStyle w:val="BodyText"/>
@@ -7552,8 +7586,8 @@
         <w:t xml:space="preserve">in the health sciences?</w:t>
       </w:r>
     </w:p>
-    <w:bookmarkEnd w:id="53"/>
-    <w:bookmarkStart w:id="54" w:name="sol-binary-examples"/>
+    <w:bookmarkEnd w:id="54"/>
+    <w:bookmarkStart w:id="55" w:name="sol-binary-examples"/>
     <w:p>
       <w:pPr>
         <w:pStyle w:val="BodyText"/>
@@ -7644,9 +7678,9 @@
         <w:t xml:space="preserve">vital status (dead vs alive)</w:t>
       </w:r>
     </w:p>
-    <w:bookmarkEnd w:id="54"/>
     <w:bookmarkEnd w:id="55"/>
-    <w:bookmarkStart w:id="62" w:name="sec-count-vars"/>
+    <w:bookmarkEnd w:id="56"/>
+    <w:bookmarkStart w:id="63" w:name="sec-count-vars"/>
     <w:p>
       <w:pPr>
         <w:pStyle w:val="Heading3"/>
@@ -7655,7 +7689,7 @@
         <w:t xml:space="preserve">5.2 Count variables</w:t>
       </w:r>
     </w:p>
-    <w:bookmarkStart w:id="56" w:name="def-count"/>
+    <w:bookmarkStart w:id="57" w:name="def-count"/>
     <w:p>
       <w:pPr>
         <w:pStyle w:val="FirstParagraph"/>
@@ -7763,8 +7797,8 @@
         </m:oMath>
       </m:oMathPara>
     </w:p>
-    <w:bookmarkEnd w:id="56"/>
-    <w:bookmarkStart w:id="57" w:name="exr-count-examples"/>
+    <w:bookmarkEnd w:id="57"/>
+    <w:bookmarkStart w:id="58" w:name="exr-count-examples"/>
     <w:p>
       <w:pPr>
         <w:pStyle w:val="FirstParagraph"/>
@@ -7783,8 +7817,8 @@
         <w:t xml:space="preserve">What are some examples of count variables?</w:t>
       </w:r>
     </w:p>
-    <w:bookmarkEnd w:id="57"/>
-    <w:bookmarkStart w:id="58" w:name="sol-count-examples"/>
+    <w:bookmarkEnd w:id="58"/>
+    <w:bookmarkStart w:id="59" w:name="sol-count-examples"/>
     <w:p>
       <w:pPr>
         <w:pStyle w:val="BodyText"/>
@@ -7875,8 +7909,8 @@
         <w:t xml:space="preserve">car accidents per 1,000 miles driven</w:t>
       </w:r>
     </w:p>
-    <w:bookmarkEnd w:id="58"/>
-    <w:bookmarkStart w:id="61" w:name="X6b0346f757a1c2a16c9954023d63d8ec54b03e4"/>
+    <w:bookmarkEnd w:id="59"/>
+    <w:bookmarkStart w:id="62" w:name="X6b0346f757a1c2a16c9954023d63d8ec54b03e4"/>
     <w:p>
       <w:pPr>
         <w:pStyle w:val="Heading4"/>
@@ -7901,7 +7935,7 @@
           <w:numId w:val="1006"/>
         </w:numPr>
       </w:pPr>
-      <w:hyperlink r:id="rId59">
+      <w:hyperlink r:id="rId60">
         <w:r>
           <w:rPr>
             <w:rStyle w:val="Hyperlink"/>
@@ -7918,7 +7952,7 @@
           <w:numId w:val="1006"/>
         </w:numPr>
       </w:pPr>
-      <w:hyperlink r:id="rId60">
+      <w:hyperlink r:id="rId61">
         <w:r>
           <w:rPr>
             <w:rStyle w:val="Hyperlink"/>
@@ -7927,10 +7961,10 @@
         </w:r>
       </w:hyperlink>
     </w:p>
-    <w:bookmarkEnd w:id="61"/>
     <w:bookmarkEnd w:id="62"/>
     <w:bookmarkEnd w:id="63"/>
-    <w:bookmarkStart w:id="67" w:name="references"/>
+    <w:bookmarkEnd w:id="64"/>
+    <w:bookmarkStart w:id="68" w:name="references"/>
     <w:p>
       <w:pPr>
         <w:pStyle w:val="Heading2"/>
@@ -7939,8 +7973,8 @@
         <w:t xml:space="preserve">References</w:t>
       </w:r>
     </w:p>
-    <w:bookmarkStart w:id="66" w:name="refs"/>
-    <w:bookmarkStart w:id="65" w:name="ref-dobson4e"/>
+    <w:bookmarkStart w:id="67" w:name="refs"/>
+    <w:bookmarkStart w:id="66" w:name="ref-dobson4e"/>
     <w:p>
       <w:pPr>
         <w:pStyle w:val="Bibliography"/>
@@ -7973,7 +8007,7 @@
       <w:r>
         <w:t xml:space="preserve"> </w:t>
       </w:r>
-      <w:hyperlink r:id="rId64">
+      <w:hyperlink r:id="rId65">
         <w:r>
           <w:rPr>
             <w:rStyle w:val="Hyperlink"/>
@@ -7985,9 +8019,9 @@
         <w:t xml:space="preserve">.</w:t>
       </w:r>
     </w:p>
-    <w:bookmarkEnd w:id="65"/>
     <w:bookmarkEnd w:id="66"/>
     <w:bookmarkEnd w:id="67"/>
+    <w:bookmarkEnd w:id="68"/>
     <w:sectPr>
       <w:footnotePr>
         <w:numRestart w:val="eachSect"/>
